--- a/03_Outputs/final scripts/fr/Module 4/4.5.0-fr.docx
+++ b/03_Outputs/final scripts/fr/Module 4/4.5.0-fr.docx
@@ -24,7 +24,7 @@
     </w:p>
     <w:p>
       <w:r>
-        <w:t xml:space="preserve">Pensez aux banques multilatérales de développement qui offrent des prêts à long terme, des financements concessionnels et des garanties.  </w:t>
+        <w:t xml:space="preserve">Pensez aux banques multilatérales de développement qui fournissent des prêts à long terme, des financements concessionnels et des garanties.  </w:t>
       </w:r>
     </w:p>
     <w:p>
@@ -49,7 +49,7 @@
     </w:p>
     <w:p>
       <w:r>
-        <w:t xml:space="preserve">Combler ces écarts nécessite des politiques ciblées, des programmes de renforcement des capacités et des outils financiers conçus en fonction des besoins diversifiés.  </w:t>
+        <w:t xml:space="preserve">Combler ces écarts nécessite des politiques ciblées, des programmes de renforcement des capacités et des outils financiers conçus pour répondre à des besoins diversifiés.  </w:t>
       </w:r>
     </w:p>
     <w:p>
